--- a/Collection Monthly Sales Performance Report.docx
+++ b/Collection Monthly Sales Performance Report.docx
@@ -29,23 +29,7 @@
           <w:b/>
           <w:bCs/>
         </w:rPr>
-        <w:t xml:space="preserve">A retail company records the number of products sold each day of the month in an </w:t>
-      </w:r>
-      <w:proofErr w:type="spellStart"/>
-      <w:r>
-        <w:rPr>
-          <w:b/>
-          <w:bCs/>
-        </w:rPr>
-        <w:t>ArrayList</w:t>
-      </w:r>
-      <w:proofErr w:type="spellEnd"/>
-      <w:r>
-        <w:rPr>
-          <w:b/>
-          <w:bCs/>
-        </w:rPr>
-        <w:t>&lt;Integer&gt;. At the end of the month, the store manager wants a quick summary of the sales performance.</w:t>
+        <w:t>A retail company records the number of products sold each day of the month in an ArrayList&lt;Integer&gt;. At the end of the month, the store manager wants a quick summary of the sales performance.</w:t>
       </w:r>
     </w:p>
     <w:p>
@@ -117,23 +101,7 @@
           <w:b/>
           <w:bCs/>
         </w:rPr>
-        <w:t xml:space="preserve">The average daily sales, rounded up to the nearest whole number using the </w:t>
-      </w:r>
-      <w:proofErr w:type="spellStart"/>
-      <w:r>
-        <w:rPr>
-          <w:b/>
-          <w:bCs/>
-        </w:rPr>
-        <w:t>Math.ceil</w:t>
-      </w:r>
-      <w:proofErr w:type="spellEnd"/>
-      <w:r>
-        <w:rPr>
-          <w:b/>
-          <w:bCs/>
-        </w:rPr>
-        <w:t xml:space="preserve">() method. </w:t>
+        <w:t xml:space="preserve">The average daily sales, rounded up to the nearest whole number using the Math.ceil() method. </w:t>
       </w:r>
     </w:p>
     <w:p>
@@ -193,57 +161,21 @@
           <w:b/>
           <w:bCs/>
         </w:rPr>
-        <w:t xml:space="preserve">public static void </w:t>
-      </w:r>
-      <w:proofErr w:type="spellStart"/>
-      <w:proofErr w:type="gramStart"/>
-      <w:r>
-        <w:rPr>
-          <w:b/>
-          <w:bCs/>
-        </w:rPr>
-        <w:t>generateSalesReport</w:t>
-      </w:r>
-      <w:proofErr w:type="spellEnd"/>
-      <w:r>
-        <w:rPr>
-          <w:b/>
-          <w:bCs/>
-        </w:rPr>
-        <w:t>(</w:t>
-      </w:r>
-      <w:proofErr w:type="spellStart"/>
-      <w:proofErr w:type="gramEnd"/>
-      <w:r>
-        <w:rPr>
-          <w:b/>
-          <w:bCs/>
-        </w:rPr>
-        <w:t>ArrayList</w:t>
-      </w:r>
-      <w:proofErr w:type="spellEnd"/>
-      <w:r>
-        <w:rPr>
-          <w:b/>
-          <w:bCs/>
-        </w:rPr>
-        <w:t xml:space="preserve">&lt;Integer&gt; </w:t>
-      </w:r>
-      <w:proofErr w:type="spellStart"/>
-      <w:r>
-        <w:rPr>
-          <w:b/>
-          <w:bCs/>
-        </w:rPr>
-        <w:t>dailySales</w:t>
-      </w:r>
-      <w:proofErr w:type="spellEnd"/>
-      <w:r>
-        <w:rPr>
-          <w:b/>
-          <w:bCs/>
-        </w:rPr>
-        <w:t>)</w:t>
+        <w:t xml:space="preserve">public static </w:t>
+      </w:r>
+      <w:r>
+        <w:rPr>
+          <w:b/>
+          <w:bCs/>
+        </w:rPr>
+        <w:t>String</w:t>
+      </w:r>
+      <w:r>
+        <w:rPr>
+          <w:b/>
+          <w:bCs/>
+        </w:rPr>
+        <w:t xml:space="preserve"> generateSalesReport(ArrayList&lt;Integer&gt; dailySales)</w:t>
       </w:r>
     </w:p>
     <w:p>
@@ -353,23 +285,7 @@
           <w:b/>
           <w:bCs/>
         </w:rPr>
-        <w:t xml:space="preserve">Use </w:t>
-      </w:r>
-      <w:proofErr w:type="spellStart"/>
-      <w:r>
-        <w:rPr>
-          <w:b/>
-          <w:bCs/>
-        </w:rPr>
-        <w:t>Math.ceil</w:t>
-      </w:r>
-      <w:proofErr w:type="spellEnd"/>
-      <w:r>
-        <w:rPr>
-          <w:b/>
-          <w:bCs/>
-        </w:rPr>
-        <w:t xml:space="preserve">() when calculating the average. </w:t>
+        <w:t xml:space="preserve">Use Math.ceil() when calculating the average. </w:t>
       </w:r>
     </w:p>
     <w:p>
@@ -444,85 +360,37 @@
           <w:b/>
           <w:bCs/>
         </w:rPr>
-        <w:t xml:space="preserve">Highest </w:t>
-      </w:r>
-      <w:proofErr w:type="gramStart"/>
-      <w:r>
-        <w:rPr>
-          <w:b/>
-          <w:bCs/>
-        </w:rPr>
-        <w:t>Sales :</w:t>
-      </w:r>
-      <w:proofErr w:type="gramEnd"/>
-      <w:r>
-        <w:rPr>
-          <w:b/>
-          <w:bCs/>
-        </w:rPr>
-        <w:t xml:space="preserve"> 150</w:t>
-      </w:r>
-    </w:p>
-    <w:p>
-      <w:pPr>
-        <w:rPr>
-          <w:b/>
-          <w:bCs/>
-        </w:rPr>
-      </w:pPr>
-      <w:r>
-        <w:rPr>
-          <w:b/>
-          <w:bCs/>
-        </w:rPr>
-        <w:t xml:space="preserve">Lowest </w:t>
-      </w:r>
-      <w:proofErr w:type="gramStart"/>
-      <w:r>
-        <w:rPr>
-          <w:b/>
-          <w:bCs/>
-        </w:rPr>
-        <w:t>Sales  :</w:t>
-      </w:r>
-      <w:proofErr w:type="gramEnd"/>
-      <w:r>
-        <w:rPr>
-          <w:b/>
-          <w:bCs/>
-        </w:rPr>
-        <w:t xml:space="preserve"> 95</w:t>
-      </w:r>
-    </w:p>
-    <w:p>
-      <w:pPr>
-        <w:rPr>
-          <w:b/>
-          <w:bCs/>
-        </w:rPr>
-      </w:pPr>
-      <w:r>
-        <w:rPr>
-          <w:b/>
-          <w:bCs/>
-        </w:rPr>
-        <w:t xml:space="preserve">Average </w:t>
-      </w:r>
-      <w:proofErr w:type="gramStart"/>
-      <w:r>
-        <w:rPr>
-          <w:b/>
-          <w:bCs/>
-        </w:rPr>
-        <w:t>Sales :</w:t>
-      </w:r>
-      <w:proofErr w:type="gramEnd"/>
-      <w:r>
-        <w:rPr>
-          <w:b/>
-          <w:bCs/>
-        </w:rPr>
-        <w:t xml:space="preserve"> 121</w:t>
+        <w:t>Highest Sales : 150</w:t>
+      </w:r>
+    </w:p>
+    <w:p>
+      <w:pPr>
+        <w:rPr>
+          <w:b/>
+          <w:bCs/>
+        </w:rPr>
+      </w:pPr>
+      <w:r>
+        <w:rPr>
+          <w:b/>
+          <w:bCs/>
+        </w:rPr>
+        <w:t>Lowest Sales  : 95</w:t>
+      </w:r>
+    </w:p>
+    <w:p>
+      <w:pPr>
+        <w:rPr>
+          <w:b/>
+          <w:bCs/>
+        </w:rPr>
+      </w:pPr>
+      <w:r>
+        <w:rPr>
+          <w:b/>
+          <w:bCs/>
+        </w:rPr>
+        <w:t>Average Sales : 121</w:t>
       </w:r>
     </w:p>
     <w:p>
@@ -597,54 +465,22 @@
           <w:b/>
           <w:bCs/>
         </w:rPr>
-        <w:t xml:space="preserve">Highest </w:t>
-      </w:r>
-      <w:proofErr w:type="gramStart"/>
-      <w:r>
-        <w:rPr>
-          <w:b/>
-          <w:bCs/>
-        </w:rPr>
-        <w:t>Sales :</w:t>
-      </w:r>
-      <w:proofErr w:type="gramEnd"/>
-      <w:r>
-        <w:rPr>
-          <w:b/>
-          <w:bCs/>
-        </w:rPr>
-        <w:t xml:space="preserve"> 80</w:t>
-      </w:r>
-    </w:p>
-    <w:p>
-      <w:pPr>
-        <w:rPr>
-          <w:b/>
-          <w:bCs/>
-        </w:rPr>
-      </w:pPr>
-      <w:r>
-        <w:rPr>
-          <w:b/>
-          <w:bCs/>
-        </w:rPr>
-        <w:t xml:space="preserve">Lowest </w:t>
-      </w:r>
-      <w:proofErr w:type="gramStart"/>
-      <w:r>
-        <w:rPr>
-          <w:b/>
-          <w:bCs/>
-        </w:rPr>
-        <w:t>Sales  :</w:t>
-      </w:r>
-      <w:proofErr w:type="gramEnd"/>
-      <w:r>
-        <w:rPr>
-          <w:b/>
-          <w:bCs/>
-        </w:rPr>
-        <w:t xml:space="preserve"> 80</w:t>
+        <w:t>Highest Sales : 80</w:t>
+      </w:r>
+    </w:p>
+    <w:p>
+      <w:pPr>
+        <w:rPr>
+          <w:b/>
+          <w:bCs/>
+        </w:rPr>
+      </w:pPr>
+      <w:r>
+        <w:rPr>
+          <w:b/>
+          <w:bCs/>
+        </w:rPr>
+        <w:t>Lowest Sales  : 80</w:t>
       </w:r>
     </w:p>
     <w:p>
@@ -660,23 +496,7 @@
           <w:bCs/>
         </w:rPr>
         <w:lastRenderedPageBreak/>
-        <w:t xml:space="preserve">Average </w:t>
-      </w:r>
-      <w:proofErr w:type="gramStart"/>
-      <w:r>
-        <w:rPr>
-          <w:b/>
-          <w:bCs/>
-        </w:rPr>
-        <w:t>Sales :</w:t>
-      </w:r>
-      <w:proofErr w:type="gramEnd"/>
-      <w:r>
-        <w:rPr>
-          <w:b/>
-          <w:bCs/>
-        </w:rPr>
-        <w:t xml:space="preserve"> 80</w:t>
+        <w:t>Average Sales : 80</w:t>
       </w:r>
     </w:p>
     <w:p>
@@ -780,21 +600,12 @@
           <w:bCs/>
         </w:rPr>
       </w:pPr>
-      <w:proofErr w:type="spellStart"/>
-      <w:r>
-        <w:rPr>
-          <w:b/>
-          <w:bCs/>
-        </w:rPr>
-        <w:t>ArrayList</w:t>
-      </w:r>
-      <w:proofErr w:type="spellEnd"/>
-      <w:r>
-        <w:rPr>
-          <w:b/>
-          <w:bCs/>
-        </w:rPr>
-        <w:t xml:space="preserve"> </w:t>
+      <w:r>
+        <w:rPr>
+          <w:b/>
+          <w:bCs/>
+        </w:rPr>
+        <w:t xml:space="preserve">ArrayList </w:t>
       </w:r>
     </w:p>
     <w:p>
@@ -851,23 +662,7 @@
           <w:b/>
           <w:bCs/>
         </w:rPr>
-        <w:t xml:space="preserve">Using </w:t>
-      </w:r>
-      <w:proofErr w:type="spellStart"/>
-      <w:r>
-        <w:rPr>
-          <w:b/>
-          <w:bCs/>
-        </w:rPr>
-        <w:t>Math.ceil</w:t>
-      </w:r>
-      <w:proofErr w:type="spellEnd"/>
-      <w:r>
-        <w:rPr>
-          <w:b/>
-          <w:bCs/>
-        </w:rPr>
-        <w:t xml:space="preserve">() </w:t>
+        <w:t xml:space="preserve">Using Math.ceil() </w:t>
       </w:r>
     </w:p>
     <w:p>

--- a/Collection Monthly Sales Performance Report.docx
+++ b/Collection Monthly Sales Performance Report.docx
@@ -101,7 +101,42 @@
           <w:b/>
           <w:bCs/>
         </w:rPr>
-        <w:t xml:space="preserve">The average daily sales, rounded up to the nearest whole number using the Math.ceil() method. </w:t>
+        <w:t>Based o</w:t>
+      </w:r>
+      <w:r>
+        <w:rPr>
+          <w:b/>
+          <w:bCs/>
+        </w:rPr>
+        <w:t>n</w:t>
+      </w:r>
+      <w:r>
+        <w:rPr>
+          <w:b/>
+          <w:bCs/>
+        </w:rPr>
+        <w:t xml:space="preserve"> highest and lowest</w:t>
+      </w:r>
+      <w:r>
+        <w:rPr>
+          <w:b/>
+          <w:bCs/>
+        </w:rPr>
+        <w:t xml:space="preserve"> </w:t>
+      </w:r>
+      <w:r>
+        <w:rPr>
+          <w:b/>
+          <w:bCs/>
+        </w:rPr>
+        <w:t xml:space="preserve"> calculate </w:t>
+      </w:r>
+      <w:r>
+        <w:rPr>
+          <w:b/>
+          <w:bCs/>
+        </w:rPr>
+        <w:t xml:space="preserve">average daily sales, rounded up to the nearest whole number using the Math.ceil() method. </w:t>
       </w:r>
     </w:p>
     <w:p>
